--- a/thesis/vkr_final/Вопросы_и_ответы_ГЭК_Байханов_2026.docx
+++ b/thesis/vkr_final/Вопросы_и_ответы_ГЭК_Байханов_2026.docx
@@ -25,7 +25,619 @@
           <w:color w:val="6B7280"/>
           <w:sz w:val="22"/>
         </w:rPr>
-        <w:t>Автоматическое детектирование нефтяных разливов в арктических портах по данным Sentinel-1 · Байханов В. К. · СПбГУ · 2026</w:t>
+        <w:t>Разработка системы автоматического детектирования нефтяных разливов в акваториях арктических портов · Байханов В. К. · СПбГУ · 2026</w:t>
+      </w:r>
+    </w:p>
+    <w:p>
+      <w:pPr>
+        <w:spacing w:before="280" w:after="120"/>
+      </w:pPr>
+      <w:r>
+        <w:rPr>
+          <w:b/>
+          <w:color w:val="066027"/>
+          <w:sz w:val="30"/>
+        </w:rPr>
+        <w:t>Часть 1. Вопросы по каждому слайду</w:t>
+      </w:r>
+    </w:p>
+    <w:p>
+      <w:pPr>
+        <w:spacing w:after="160"/>
+        <w:ind w:left="227"/>
+      </w:pPr>
+      <w:r>
+        <w:rPr>
+          <w:i/>
+          <w:color w:val="6B7280"/>
+          <w:sz w:val="22"/>
+        </w:rPr>
+        <w:t>Здесь — по одному ключевому вопросу на каждый слайд: что именно слайд закрывает или предвосхищает со стороны комиссии. Держите эти ответы в голове — они логически вытекают из содержания слайда.</w:t>
+      </w:r>
+    </w:p>
+    <w:p>
+      <w:pPr>
+        <w:spacing w:after="40"/>
+      </w:pPr>
+      <w:r>
+        <w:rPr>
+          <w:b/>
+          <w:color w:val="1E40AF"/>
+          <w:sz w:val="26"/>
+        </w:rPr>
+        <w:t>Слайд 1. Титульный слайд</w:t>
+      </w:r>
+    </w:p>
+    <w:p>
+      <w:pPr>
+        <w:spacing w:after="40"/>
+        <w:ind w:left="227"/>
+      </w:pPr>
+      <w:r>
+        <w:rPr>
+          <w:b/>
+          <w:i/>
+          <w:sz w:val="24"/>
+        </w:rPr>
+        <w:t>Вероятный вопрос: Что именно вы разрабатывали — систему или метод?</w:t>
+      </w:r>
+    </w:p>
+    <w:p>
+      <w:pPr>
+        <w:spacing w:after="200"/>
+        <w:ind w:left="454"/>
+        <w:jc w:val="both"/>
+      </w:pPr>
+      <w:r>
+        <w:rPr>
+          <w:b/>
+          <w:i/>
+        </w:rPr>
+        <w:t xml:space="preserve">Ответ. </w:t>
+      </w:r>
+      <w:r>
+        <w:t>Систему: полный конвейер от загрузки снимка Sentinel-1 до автоматически размеченной карты классов. Метод (трёхклассовая сегментация с DeepLabV3+) — один из ключевых компонентов этой системы.</w:t>
+      </w:r>
+    </w:p>
+    <w:p>
+      <w:pPr>
+        <w:spacing w:after="40"/>
+      </w:pPr>
+      <w:r>
+        <w:rPr>
+          <w:b/>
+          <w:color w:val="1E40AF"/>
+          <w:sz w:val="26"/>
+        </w:rPr>
+        <w:t>Слайд 2. Актуальность</w:t>
+      </w:r>
+    </w:p>
+    <w:p>
+      <w:pPr>
+        <w:spacing w:after="40"/>
+        <w:ind w:left="227"/>
+      </w:pPr>
+      <w:r>
+        <w:rPr>
+          <w:b/>
+          <w:i/>
+          <w:sz w:val="24"/>
+        </w:rPr>
+        <w:t>Вероятный вопрос: Почему именно SAR, а не оптика?</w:t>
+      </w:r>
+    </w:p>
+    <w:p>
+      <w:pPr>
+        <w:spacing w:after="200"/>
+        <w:ind w:left="454"/>
+        <w:jc w:val="both"/>
+      </w:pPr>
+      <w:r>
+        <w:rPr>
+          <w:b/>
+          <w:i/>
+        </w:rPr>
+        <w:t xml:space="preserve">Ответ. </w:t>
+      </w:r>
+      <w:r>
+        <w:t>Оптика блокируется облачностью и работает только днём. В Арктике облачность превышает 80 % времени. Sentinel-1 — радиолокация C-диапазона: работает 24/7, сквозь облака, при любом освещении, с разрешением 10 м/пиксель.</w:t>
+      </w:r>
+    </w:p>
+    <w:p>
+      <w:pPr>
+        <w:spacing w:after="40"/>
+      </w:pPr>
+      <w:r>
+        <w:rPr>
+          <w:b/>
+          <w:color w:val="1E40AF"/>
+          <w:sz w:val="26"/>
+        </w:rPr>
+        <w:t>Слайд 3. Цель и задачи</w:t>
+      </w:r>
+    </w:p>
+    <w:p>
+      <w:pPr>
+        <w:spacing w:after="40"/>
+        <w:ind w:left="227"/>
+      </w:pPr>
+      <w:r>
+        <w:rPr>
+          <w:b/>
+          <w:i/>
+          <w:sz w:val="24"/>
+        </w:rPr>
+        <w:t>Вероятный вопрос: Задача 4 (разметка 13 сцен) и задача 5 (дообучение) — почему их не объединили?</w:t>
+      </w:r>
+    </w:p>
+    <w:p>
+      <w:pPr>
+        <w:spacing w:after="200"/>
+        <w:ind w:left="454"/>
+        <w:jc w:val="both"/>
+      </w:pPr>
+      <w:r>
+        <w:rPr>
+          <w:b/>
+          <w:i/>
+        </w:rPr>
+        <w:t xml:space="preserve">Ответ. </w:t>
+      </w:r>
+      <w:r>
+        <w:t>Это методически разные шаги: разметка — это формирование «золотого стандарта» под арктические условия, дообучение — адаптация модели к новому домену. Разделение позволяет независимо оценить качество каждого этапа.</w:t>
+      </w:r>
+    </w:p>
+    <w:p>
+      <w:pPr>
+        <w:spacing w:after="40"/>
+      </w:pPr>
+      <w:r>
+        <w:rPr>
+          <w:b/>
+          <w:color w:val="1E40AF"/>
+          <w:sz w:val="26"/>
+        </w:rPr>
+        <w:t>Слайд 4. Входные данные (Sentinel-1)</w:t>
+      </w:r>
+    </w:p>
+    <w:p>
+      <w:pPr>
+        <w:spacing w:after="40"/>
+        <w:ind w:left="227"/>
+      </w:pPr>
+      <w:r>
+        <w:rPr>
+          <w:b/>
+          <w:i/>
+          <w:sz w:val="24"/>
+        </w:rPr>
+        <w:t>Вероятный вопрос: Почему только VV, без VH?</w:t>
+      </w:r>
+    </w:p>
+    <w:p>
+      <w:pPr>
+        <w:spacing w:after="200"/>
+        <w:ind w:left="454"/>
+        <w:jc w:val="both"/>
+      </w:pPr>
+      <w:r>
+        <w:rPr>
+          <w:b/>
+          <w:i/>
+        </w:rPr>
+        <w:t xml:space="preserve">Ответ. </w:t>
+      </w:r>
+      <w:r>
+        <w:t>VV-поляризация сильнее реагирует на нефтяные плёнки (демпфирование брэгговского рассеяния). Одноканальный вход упрощает архитектуру и снижает риск переобучения при ограниченном датасете. Добавление VH — направление дальнейшей работы, которое потенциально снизит число ошибок «лёд → нефть».</w:t>
+      </w:r>
+    </w:p>
+    <w:p>
+      <w:pPr>
+        <w:spacing w:after="40"/>
+      </w:pPr>
+      <w:r>
+        <w:rPr>
+          <w:b/>
+          <w:color w:val="1E40AF"/>
+          <w:sz w:val="26"/>
+        </w:rPr>
+        <w:t>Слайд 5. Пайплайн предобработки</w:t>
+      </w:r>
+    </w:p>
+    <w:p>
+      <w:pPr>
+        <w:spacing w:after="40"/>
+        <w:ind w:left="227"/>
+      </w:pPr>
+      <w:r>
+        <w:rPr>
+          <w:b/>
+          <w:i/>
+          <w:sz w:val="24"/>
+        </w:rPr>
+        <w:t>Вероятный вопрос: Зачем все эти шаги — нельзя подать сырой снимок напрямую?</w:t>
+      </w:r>
+    </w:p>
+    <w:p>
+      <w:pPr>
+        <w:spacing w:after="200"/>
+        <w:ind w:left="454"/>
+        <w:jc w:val="both"/>
+      </w:pPr>
+      <w:r>
+        <w:rPr>
+          <w:b/>
+          <w:i/>
+        </w:rPr>
+        <w:t xml:space="preserve">Ответ. </w:t>
+      </w:r>
+      <w:r>
+        <w:t>Нельзя: сырой GRD-снимок содержит тепловой шум, радиометрическую нестабильность и геометрические искажения рельефа. Border noise removal → калибровка → спекл-фильтр (Lee 5×5) → Range-Doppler коррекция → нормализация — каждый шаг убирает конкретный тип артефакта, без которого нейросеть будет учиться на шуме.</w:t>
+      </w:r>
+    </w:p>
+    <w:p>
+      <w:pPr>
+        <w:spacing w:after="40"/>
+      </w:pPr>
+      <w:r>
+        <w:rPr>
+          <w:b/>
+          <w:color w:val="1E40AF"/>
+          <w:sz w:val="26"/>
+        </w:rPr>
+        <w:t>Слайд 6. Архитектура DeepLabV3+</w:t>
+      </w:r>
+    </w:p>
+    <w:p>
+      <w:pPr>
+        <w:spacing w:after="40"/>
+        <w:ind w:left="227"/>
+      </w:pPr>
+      <w:r>
+        <w:rPr>
+          <w:b/>
+          <w:i/>
+          <w:sz w:val="24"/>
+        </w:rPr>
+        <w:t>Вероятный вопрос: Зачем ASPP, если есть пулинг?</w:t>
+      </w:r>
+    </w:p>
+    <w:p>
+      <w:pPr>
+        <w:spacing w:after="200"/>
+        <w:ind w:left="454"/>
+        <w:jc w:val="both"/>
+      </w:pPr>
+      <w:r>
+        <w:rPr>
+          <w:b/>
+          <w:i/>
+        </w:rPr>
+        <w:t xml:space="preserve">Ответ. </w:t>
+      </w:r>
+      <w:r>
+        <w:t>ASPP (Atrous Spatial Pyramid Pooling) захватывает контекст сразу в четырёх масштабах параллельно за один прямой проход, без потери разрешения. Обычный пулинг необратимо теряет пространственную информацию. Для нефтяных пятен, которые варьируются от метров до километров, многомасштабный контекст критичен.</w:t>
+      </w:r>
+    </w:p>
+    <w:p>
+      <w:pPr>
+        <w:spacing w:after="40"/>
+      </w:pPr>
+      <w:r>
+        <w:rPr>
+          <w:b/>
+          <w:color w:val="1E40AF"/>
+          <w:sz w:val="26"/>
+        </w:rPr>
+        <w:t>Слайд 7. Датасет и состав данных</w:t>
+      </w:r>
+    </w:p>
+    <w:p>
+      <w:pPr>
+        <w:spacing w:after="40"/>
+        <w:ind w:left="227"/>
+      </w:pPr>
+      <w:r>
+        <w:rPr>
+          <w:b/>
+          <w:i/>
+          <w:sz w:val="24"/>
+        </w:rPr>
+        <w:t>Вероятный вопрос: Откуда взяли разметку для 1112 сцен MKLab — вручную?</w:t>
+      </w:r>
+    </w:p>
+    <w:p>
+      <w:pPr>
+        <w:spacing w:after="200"/>
+        <w:ind w:left="454"/>
+        <w:jc w:val="both"/>
+      </w:pPr>
+      <w:r>
+        <w:rPr>
+          <w:b/>
+          <w:i/>
+        </w:rPr>
+        <w:t xml:space="preserve">Ответ. </w:t>
+      </w:r>
+      <w:r>
+        <w:t>MKLab Krestenitis — публично доступный набор с готовой бинарной разметкой (нефть / фон). Мы конвертировали её в трёхклассовую схему, добавив класс «лёд + суша» при ручной проверке сцен, где контекст содержал ледовые объекты. Собственные 13 арктических сцен размечены вручную с верификацией по ERA5 и AIS.</w:t>
+      </w:r>
+    </w:p>
+    <w:p>
+      <w:pPr>
+        <w:spacing w:after="40"/>
+      </w:pPr>
+      <w:r>
+        <w:rPr>
+          <w:b/>
+          <w:color w:val="1E40AF"/>
+          <w:sz w:val="26"/>
+        </w:rPr>
+        <w:t>Слайд 8. Функция потерь и дисбаланс</w:t>
+      </w:r>
+    </w:p>
+    <w:p>
+      <w:pPr>
+        <w:spacing w:after="40"/>
+        <w:ind w:left="227"/>
+      </w:pPr>
+      <w:r>
+        <w:rPr>
+          <w:b/>
+          <w:i/>
+          <w:sz w:val="24"/>
+        </w:rPr>
+        <w:t>Вероятный вопрос: Почему именно вес 9,8 для класса «нефть»?</w:t>
+      </w:r>
+    </w:p>
+    <w:p>
+      <w:pPr>
+        <w:spacing w:after="200"/>
+        <w:ind w:left="454"/>
+        <w:jc w:val="both"/>
+      </w:pPr>
+      <w:r>
+        <w:rPr>
+          <w:b/>
+          <w:i/>
+        </w:rPr>
+        <w:t xml:space="preserve">Ответ. </w:t>
+      </w:r>
+      <w:r>
+        <w:t>Вес подобран обратно пропорционально частоте класса (нефть &lt; 2,4 % пикселей) и скорректирован по сетке на валидации: оценивалась F1 класса «нефть» при весах от 5 до 15. При 9,8 достигнут наилучший баланс между полнотой (0,87) и точностью (0,91). При бо́льших весах росли ложные срабатывания, при меньших — пропуски.</w:t>
+      </w:r>
+    </w:p>
+    <w:p>
+      <w:pPr>
+        <w:spacing w:after="40"/>
+      </w:pPr>
+      <w:r>
+        <w:rPr>
+          <w:b/>
+          <w:color w:val="1E40AF"/>
+          <w:sz w:val="26"/>
+        </w:rPr>
+        <w:t>Слайд 9. Результаты — метрики</w:t>
+      </w:r>
+    </w:p>
+    <w:p>
+      <w:pPr>
+        <w:spacing w:after="40"/>
+        <w:ind w:left="227"/>
+      </w:pPr>
+      <w:r>
+        <w:rPr>
+          <w:b/>
+          <w:i/>
+          <w:sz w:val="24"/>
+        </w:rPr>
+        <w:t>Вероятный вопрос: F1 = 0,89 — это хороший результат для данной задачи?</w:t>
+      </w:r>
+    </w:p>
+    <w:p>
+      <w:pPr>
+        <w:spacing w:after="200"/>
+        <w:ind w:left="454"/>
+        <w:jc w:val="both"/>
+      </w:pPr>
+      <w:r>
+        <w:rPr>
+          <w:b/>
+          <w:i/>
+        </w:rPr>
+        <w:t xml:space="preserve">Ответ. </w:t>
+      </w:r>
+      <w:r>
+        <w:t>Да, это хорошо для арктической SAR-сегментации: лучший аналог из открытых работ (U-Net на MKLab) даёт 0,86, наш результат на 3 п.п. выше. Точность 0,91 и полнота 0,87 сбалансированы. mIoU = 0,82 согласован с F1. Кривые обучения без признаков переобучения.</w:t>
+      </w:r>
+    </w:p>
+    <w:p>
+      <w:pPr>
+        <w:spacing w:after="40"/>
+      </w:pPr>
+      <w:r>
+        <w:rPr>
+          <w:b/>
+          <w:color w:val="1E40AF"/>
+          <w:sz w:val="26"/>
+        </w:rPr>
+        <w:t>Слайд 10. Сравнение с аналогами</w:t>
+      </w:r>
+    </w:p>
+    <w:p>
+      <w:pPr>
+        <w:spacing w:after="40"/>
+        <w:ind w:left="227"/>
+      </w:pPr>
+      <w:r>
+        <w:rPr>
+          <w:b/>
+          <w:i/>
+          <w:sz w:val="24"/>
+        </w:rPr>
+        <w:t>Вероятный вопрос: Методы сравнения честные — одинаковые данные и метрики?</w:t>
+      </w:r>
+    </w:p>
+    <w:p>
+      <w:pPr>
+        <w:spacing w:after="200"/>
+        <w:ind w:left="454"/>
+        <w:jc w:val="both"/>
+      </w:pPr>
+      <w:r>
+        <w:rPr>
+          <w:b/>
+          <w:i/>
+        </w:rPr>
+        <w:t xml:space="preserve">Ответ. </w:t>
+      </w:r>
+      <w:r>
+        <w:t>Да: все методы (Оцу, GLCM+CNN, адаптивный порог, U-Net Krestenitis, DeepLabV3+) тестировались на одной и той же тестовой выборке 412 тайлов из одного разбиения. Сравниваемая метрика — F1 по классу «нефть», единая для всех методов.</w:t>
+      </w:r>
+    </w:p>
+    <w:p>
+      <w:pPr>
+        <w:spacing w:after="40"/>
+      </w:pPr>
+      <w:r>
+        <w:rPr>
+          <w:b/>
+          <w:color w:val="1E40AF"/>
+          <w:sz w:val="26"/>
+        </w:rPr>
+        <w:t>Слайд 11. Анализ ошибок (матрица)</w:t>
+      </w:r>
+    </w:p>
+    <w:p>
+      <w:pPr>
+        <w:spacing w:after="40"/>
+        <w:ind w:left="227"/>
+      </w:pPr>
+      <w:r>
+        <w:rPr>
+          <w:b/>
+          <w:i/>
+          <w:sz w:val="24"/>
+        </w:rPr>
+        <w:t>Вероятный вопрос: 8,4 % нефти уходит в «лёд + суша» — почему так, и это критично?</w:t>
+      </w:r>
+    </w:p>
+    <w:p>
+      <w:pPr>
+        <w:spacing w:after="200"/>
+        <w:ind w:left="454"/>
+        <w:jc w:val="both"/>
+      </w:pPr>
+      <w:r>
+        <w:rPr>
+          <w:b/>
+          <w:i/>
+        </w:rPr>
+        <w:t xml:space="preserve">Ответ. </w:t>
+      </w:r>
+      <w:r>
+        <w:t>Молодой лёд (жировой, ниласовый) даёт такое же тёмное обратное рассеяние, что и нефть. Это физическая природа сигнала, не ошибка разметки. 8,4 % — это наименее критичный тип ошибки с точки зрения экологии: лучше принять лёд за нефть, чем пропустить нефть (2,3 %). Снижение: VH-поляризация и временны́е ряды.</w:t>
+      </w:r>
+    </w:p>
+    <w:p>
+      <w:pPr>
+        <w:spacing w:after="40"/>
+      </w:pPr>
+      <w:r>
+        <w:rPr>
+          <w:b/>
+          <w:color w:val="1E40AF"/>
+          <w:sz w:val="26"/>
+        </w:rPr>
+        <w:t>Слайд 12. Переносимость</w:t>
+      </w:r>
+    </w:p>
+    <w:p>
+      <w:pPr>
+        <w:spacing w:after="40"/>
+        <w:ind w:left="227"/>
+      </w:pPr>
+      <w:r>
+        <w:rPr>
+          <w:b/>
+          <w:i/>
+          <w:sz w:val="24"/>
+        </w:rPr>
+        <w:t>Вероятный вопрос: Почему на Сабетте F1 падает до 0,76, а не тестировали там с дообучением?</w:t>
+      </w:r>
+    </w:p>
+    <w:p>
+      <w:pPr>
+        <w:spacing w:after="200"/>
+        <w:ind w:left="454"/>
+        <w:jc w:val="both"/>
+      </w:pPr>
+      <w:r>
+        <w:rPr>
+          <w:b/>
+          <w:i/>
+        </w:rPr>
+        <w:t xml:space="preserve">Ответ. </w:t>
+      </w:r>
+      <w:r>
+        <w:t>0,76 — это базовый zero-shot перенос: модель, обученная в основном на Норвежском море, применяется к Ямальскому шельфу без дообучения. Это намеренный тест на устойчивость. Дообучение на ямальских сценах — следующий шаг, вынесенный в раздел «Направления развития».</w:t>
+      </w:r>
+    </w:p>
+    <w:p>
+      <w:pPr>
+        <w:spacing w:after="40"/>
+      </w:pPr>
+      <w:r>
+        <w:rPr>
+          <w:b/>
+          <w:color w:val="1E40AF"/>
+          <w:sz w:val="26"/>
+        </w:rPr>
+        <w:t>Слайд 13. Заключение</w:t>
+      </w:r>
+    </w:p>
+    <w:p>
+      <w:pPr>
+        <w:spacing w:after="40"/>
+        <w:ind w:left="227"/>
+      </w:pPr>
+      <w:r>
+        <w:rPr>
+          <w:b/>
+          <w:i/>
+          <w:sz w:val="24"/>
+        </w:rPr>
+        <w:t>Вероятный вопрос: Что реально нового дала ваша работа?</w:t>
+      </w:r>
+    </w:p>
+    <w:p>
+      <w:pPr>
+        <w:spacing w:after="200"/>
+        <w:ind w:left="454"/>
+        <w:jc w:val="both"/>
+      </w:pPr>
+      <w:r>
+        <w:rPr>
+          <w:b/>
+          <w:i/>
+        </w:rPr>
+        <w:t xml:space="preserve">Ответ. </w:t>
+      </w:r>
+      <w:r>
+        <w:t>Три конкретных результата: (1) первая трёхклассовая постановка для арктического SAR с явным классом «лёд + суша», снижающим ложные тревоги; (2) оригинальная методика разметки с верификацией ERA5 + AIS; (3) конвейер обработки 65 сек/сцена с открытым кодом на GitHub. Совокупный прирост F1 над лучшим аналогом — +3 п.п. (0,86 → 0,89).</w:t>
+      </w:r>
+    </w:p>
+    <w:p>
+      <w:pPr>
+        <w:spacing w:before="280" w:after="120"/>
+      </w:pPr>
+      <w:r>
+        <w:rPr>
+          <w:b/>
+          <w:color w:val="066027"/>
+          <w:sz w:val="30"/>
+        </w:rPr>
+        <w:t>Часть 2. Развёрнутые вопросы по темам</w:t>
       </w:r>
     </w:p>
     <w:p>
@@ -254,7 +866,7 @@
         <w:t xml:space="preserve">Ответ. </w:t>
       </w:r>
       <w:r>
-        <w:t>Разметка верифицирована по двум независимым источникам: данным реанализа ERA5 (скорость ветра — при штиле растёт риск ложных плёнок) и судовым данным AIS (наличие судна рядом по времени и месту). Для Кольского залива опорным служил подтверждённый разлив мазута 11 августа 2024 года.</w:t>
+        <w:t>Разметка верифицирована по двум независимым источникам: данным реанализа ERA5 (скорость ветра — при штиле растёт риск ложных плёнок) и судовым данным AIS (наличие судна рядом по времени и месту). Для Кольского залива опорным служил подтверждённый разлив мазута 11 сентября 2024 года.</w:t>
       </w:r>
     </w:p>
     <w:p>

--- a/thesis/vkr_final/Вопросы_и_ответы_ГЭК_Байханов_2026.docx
+++ b/thesis/vkr_final/Вопросы_и_ответы_ГЭК_Байханов_2026.docx
@@ -109,7 +109,7 @@
           <w:color w:val="1E40AF"/>
           <w:sz w:val="26"/>
         </w:rPr>
-        <w:t>Слайд 2. Актуальность</w:t>
+        <w:t>Слайд 2. Актуальность и проблема</w:t>
       </w:r>
     </w:p>
     <w:p>
@@ -167,7 +167,7 @@
           <w:i/>
           <w:sz w:val="24"/>
         </w:rPr>
-        <w:t>Вероятный вопрос: Задача 4 (разметка 13 сцен) и задача 5 (дообучение) — почему их не объединили?</w:t>
+        <w:t>Вероятный вопрос: Откуда взялся целевой критерий F1 ≥ 0,85?</w:t>
       </w:r>
     </w:p>
     <w:p>
@@ -184,7 +184,7 @@
         <w:t xml:space="preserve">Ответ. </w:t>
       </w:r>
       <w:r>
-        <w:t>Это методически разные шаги: разметка — это формирование «золотого стандарта» под арктические условия, дообучение — адаптация модели к новому домену. Разделение позволяет независимо оценить качество каждого этапа.</w:t>
+        <w:t>Это практически значимый порог: при F1 ниже 0,85 системы мониторинга дают слишком много пропусков или ложных тревог для оперативного применения. Для справки: лучший аналог из литературы (U-Net Krestenitis) даёт 0,86 — значит критерий реалистичен и одновременно требователен.</w:t>
       </w:r>
     </w:p>
     <w:p>
@@ -197,7 +197,7 @@
           <w:color w:val="1E40AF"/>
           <w:sz w:val="26"/>
         </w:rPr>
-        <w:t>Слайд 4. Входные данные (Sentinel-1)</w:t>
+        <w:t>Слайд 4. Научная новизна</w:t>
       </w:r>
     </w:p>
     <w:p>
@@ -211,7 +211,7 @@
           <w:i/>
           <w:sz w:val="24"/>
         </w:rPr>
-        <w:t>Вероятный вопрос: Почему только VV, без VH?</w:t>
+        <w:t>Вероятный вопрос: В чём новизна, если DeepLabV3+ и SAR-детектирование нефти оба давно известны?</w:t>
       </w:r>
     </w:p>
     <w:p>
@@ -228,7 +228,7 @@
         <w:t xml:space="preserve">Ответ. </w:t>
       </w:r>
       <w:r>
-        <w:t>VV-поляризация сильнее реагирует на нефтяные плёнки (демпфирование брэгговского рассеяния). Одноканальный вход упрощает архитектуру и снижает риск переобучения при ограниченном датасете. Добавление VH — направление дальнейшей работы, которое потенциально снизит число ошибок «лёд → нефть».</w:t>
+        <w:t>Новизна не в отдельных блоках, а в системном сочетании: (1) первая трёхклассовая постановка с явным классом «лёд + суша» вместо бинарного «нефть/фон» — прямая борьба с арктическими ложными целями; (2) методика разметки с верификацией по ERA5 и AIS; (3) адаптация DeepLabV3+ + scSE к одноканальным SAR-данным. Совокупный прирост над лучшим аналогом — +3 п.п. по F1.</w:t>
       </w:r>
     </w:p>
     <w:p>
@@ -241,7 +241,7 @@
           <w:color w:val="1E40AF"/>
           <w:sz w:val="26"/>
         </w:rPr>
-        <w:t>Слайд 5. Пайплайн предобработки</w:t>
+        <w:t>Слайд 5. Существующие методы и их ограничения</w:t>
       </w:r>
     </w:p>
     <w:p>
@@ -255,7 +255,7 @@
           <w:i/>
           <w:sz w:val="24"/>
         </w:rPr>
-        <w:t>Вероятный вопрос: Зачем все эти шаги — нельзя подать сырой снимок напрямую?</w:t>
+        <w:t>Вероятный вопрос: Все аналоги сравниваются честно — одни данные и одна метрика?</w:t>
       </w:r>
     </w:p>
     <w:p>
@@ -272,7 +272,7 @@
         <w:t xml:space="preserve">Ответ. </w:t>
       </w:r>
       <w:r>
-        <w:t>Нельзя: сырой GRD-снимок содержит тепловой шум, радиометрическую нестабильность и геометрические искажения рельефа. Border noise removal → калибровка → спекл-фильтр (Lee 5×5) → Range-Doppler коррекция → нормализация — каждый шаг убирает конкретный тип артефакта, без которого нейросеть будет учиться на шуме.</w:t>
+        <w:t>Да: все пять методов (Оцу, адаптивный порог, GLCM+CNN, U-Net Krestenitis, DeepLabV3+) применялись к одной и той же тестовой выборке из 412 тайлов Кольского залива. Единая метрика — F1 по классу «нефть». Таблица на слайде — это Таблица 4 ВКР, разбираемая в разделе 3.3.</w:t>
       </w:r>
     </w:p>
     <w:p>
@@ -285,7 +285,7 @@
           <w:color w:val="1E40AF"/>
           <w:sz w:val="26"/>
         </w:rPr>
-        <w:t>Слайд 6. Архитектура DeepLabV3+</w:t>
+        <w:t>Слайд 6. Архитектура решения (конвейер)</w:t>
       </w:r>
     </w:p>
     <w:p>
@@ -299,7 +299,7 @@
           <w:i/>
           <w:sz w:val="24"/>
         </w:rPr>
-        <w:t>Вероятный вопрос: Зачем ASPP, если есть пулинг?</w:t>
+        <w:t>Вероятный вопрос: Зачем три этапа — нельзя просто подать сырой снимок в нейросеть?</w:t>
       </w:r>
     </w:p>
     <w:p>
@@ -316,7 +316,7 @@
         <w:t xml:space="preserve">Ответ. </w:t>
       </w:r>
       <w:r>
-        <w:t>ASPP (Atrous Spatial Pyramid Pooling) захватывает контекст сразу в четырёх масштабах параллельно за один прямой проход, без потери разрешения. Обычный пулинг необратимо теряет пространственную информацию. Для нефтяных пятен, которые варьируются от метров до километров, многомасштабный контекст критичен.</w:t>
+        <w:t>Нельзя: сырой GRD-снимок содержит тепловой шум, нескомпенсированное орбитальное смещение и геометрические искажения рельефа. Предобработка в ESA SNAP (6 шагов) — обязательный этап. Верификация (ERA5 + AIS) нужна, чтобы фильтровать ложные тревоги уже на выходе модели. Весь конвейер занимает 65 секунд на сцену.</w:t>
       </w:r>
     </w:p>
     <w:p>
@@ -329,7 +329,7 @@
           <w:color w:val="1E40AF"/>
           <w:sz w:val="26"/>
         </w:rPr>
-        <w:t>Слайд 7. Датасет и состав данных</w:t>
+        <w:t>Слайд 7. Датасет и обучение</w:t>
       </w:r>
     </w:p>
     <w:p>
@@ -343,7 +343,7 @@
           <w:i/>
           <w:sz w:val="24"/>
         </w:rPr>
-        <w:t>Вероятный вопрос: Откуда взяли разметку для 1112 сцен MKLab — вручную?</w:t>
+        <w:t>Вероятный вопрос: 13 собственных арктических сцен — не слишком мало?</w:t>
       </w:r>
     </w:p>
     <w:p>
@@ -360,7 +360,7 @@
         <w:t xml:space="preserve">Ответ. </w:t>
       </w:r>
       <w:r>
-        <w:t>MKLab Krestenitis — публично доступный набор с готовой бинарной разметкой (нефть / фон). Мы конвертировали её в трёхклассовую схему, добавив класс «лёд + суша» при ручной проверке сцен, где контекст содержал ледовые объекты. Собственные 13 арктических сцен размечены вручную с верификацией по ERA5 и AIS.</w:t>
+        <w:t>13 сцен — арктическое подмножество для дообучения и тестирования; основа — 1112 сцен из открытого набора MKLab Krestenitis. После нарезки с перекрытием 50 % — 4128 тайлов. Деление 70/20/10 на уровне сцен исключает утечку данных. F1 = 0,89 на 412 тестовых тайлах свидетельствует о достаточной репрезентативности.</w:t>
       </w:r>
     </w:p>
     <w:p>
@@ -373,7 +373,7 @@
           <w:color w:val="1E40AF"/>
           <w:sz w:val="26"/>
         </w:rPr>
-        <w:t>Слайд 8. Функция потерь и дисбаланс</w:t>
+        <w:t>Слайд 8. Результаты на тестовой выборке</w:t>
       </w:r>
     </w:p>
     <w:p>
@@ -387,7 +387,7 @@
           <w:i/>
           <w:sz w:val="24"/>
         </w:rPr>
-        <w:t>Вероятный вопрос: Почему именно вес 9,8 для класса «нефть»?</w:t>
+        <w:t>Вероятный вопрос: F1 = 0,89 — это хороший результат для арктической SAR-сегментации?</w:t>
       </w:r>
     </w:p>
     <w:p>
@@ -404,7 +404,7 @@
         <w:t xml:space="preserve">Ответ. </w:t>
       </w:r>
       <w:r>
-        <w:t>Вес подобран обратно пропорционально частоте класса (нефть &lt; 2,4 % пикселей) и скорректирован по сетке на валидации: оценивалась F1 класса «нефть» при весах от 5 до 15. При 9,8 достигнут наилучший баланс между полнотой (0,87) и точностью (0,91). При бо́льших весах росли ложные срабатывания, при меньших — пропуски.</w:t>
+        <w:t>Да: лучший аналог из открытых работ (U-Net Krestenitis) даёт 0,86. Precision = 0,91, Recall = 0,87 — баланс хороший. mIoU = 0,82 и Accuracy = 95,8 % согласованы с F1. Матрица ошибок справа показывает устойчивое распознавание по трём классам.</w:t>
       </w:r>
     </w:p>
     <w:p>
@@ -417,7 +417,7 @@
           <w:color w:val="1E40AF"/>
           <w:sz w:val="26"/>
         </w:rPr>
-        <w:t>Слайд 9. Результаты — метрики</w:t>
+        <w:t>Слайд 9. Сравнение с методами-аналогами</w:t>
       </w:r>
     </w:p>
     <w:p>
@@ -431,7 +431,7 @@
           <w:i/>
           <w:sz w:val="24"/>
         </w:rPr>
-        <w:t>Вероятный вопрос: F1 = 0,89 — это хороший результат для данной задачи?</w:t>
+        <w:t>Вероятный вопрос: Прирост +3 п.п. (0,86 → 0,89) — это значимо или погрешность измерений?</w:t>
       </w:r>
     </w:p>
     <w:p>
@@ -448,7 +448,7 @@
         <w:t xml:space="preserve">Ответ. </w:t>
       </w:r>
       <w:r>
-        <w:t>Да, это хорошо для арктической SAR-сегментации: лучший аналог из открытых работ (U-Net на MKLab) даёт 0,86, наш результат на 3 п.п. выше. Точность 0,91 и полнота 0,87 сбалансированы. mIoU = 0,82 согласован с F1. Кривые обучения без признаков переобучения.</w:t>
+        <w:t>Тест проводился на фиксированной выборке 412 тайлов с детерминированными моделями (нет случайности в инференсе). Прирост воспроизводится при повторных запусках. +3 п.п. в прикладной SAR-задаче соответствует снижению пропусков нефти примерно на 25 % относительно U-Net Krestenitis.</w:t>
       </w:r>
     </w:p>
     <w:p>
@@ -461,7 +461,7 @@
           <w:color w:val="1E40AF"/>
           <w:sz w:val="26"/>
         </w:rPr>
-        <w:t>Слайд 10. Сравнение с аналогами</w:t>
+        <w:t>Слайд 10. Переносимость на другие акватории</w:t>
       </w:r>
     </w:p>
     <w:p>
@@ -475,7 +475,7 @@
           <w:i/>
           <w:sz w:val="24"/>
         </w:rPr>
-        <w:t>Вероятный вопрос: Методы сравнения честные — одинаковые данные и метрики?</w:t>
+        <w:t>Вероятный вопрос: Почему F1 на Сабетте = 0,76, а не тестировали там с дообучением?</w:t>
       </w:r>
     </w:p>
     <w:p>
@@ -492,7 +492,7 @@
         <w:t xml:space="preserve">Ответ. </w:t>
       </w:r>
       <w:r>
-        <w:t>Да: все методы (Оцу, GLCM+CNN, адаптивный порог, U-Net Krestenitis, DeepLabV3+) тестировались на одной и той же тестовой выборке 412 тайлов из одного разбиения. Сравниваемая метрика — F1 по классу «нефть», единая для всех методов.</w:t>
+        <w:t>0,76 — это намеренный zero-shot тест: модель, обученная на Кольском заливе и MKLab, применяется к Ямальскому шельфу без каких-либо адаптаций. Это показывает нижнюю оценку переносимости. Дообучение на ямальских сценах — следующий шаг, он вынесен в «Направления развития».</w:t>
       </w:r>
     </w:p>
     <w:p>
@@ -505,7 +505,7 @@
           <w:color w:val="1E40AF"/>
           <w:sz w:val="26"/>
         </w:rPr>
-        <w:t>Слайд 11. Анализ ошибок (матрица)</w:t>
+        <w:t>Слайд 11. Порт Печенга — ложные цели: ветровые тени и биогенные плёнки</w:t>
       </w:r>
     </w:p>
     <w:p>
@@ -519,7 +519,7 @@
           <w:i/>
           <w:sz w:val="24"/>
         </w:rPr>
-        <w:t>Вероятный вопрос: 8,4 % нефти уходит в «лёд + суша» — почему так, и это критично?</w:t>
+        <w:t>Вероятный вопрос: Что такое биогенная плёнка и чем она опасна для детектирования?</w:t>
       </w:r>
     </w:p>
     <w:p>
@@ -536,7 +536,7 @@
         <w:t xml:space="preserve">Ответ. </w:t>
       </w:r>
       <w:r>
-        <w:t>Молодой лёд (жировой, ниласовый) даёт такое же тёмное обратное рассеяние, что и нефть. Это физическая природа сигнала, не ошибка разметки. 8,4 % — это наименее критичный тип ошибки с точки зрения экологии: лучше принять лёд за нефть, чем пропустить нефть (2,3 %). Снижение: VH-поляризация и временны́е ряды.</w:t>
+        <w:t>Биогенная плёнка — органическое вещество (жирные кислоты, хлорофилл фитопланктона) на поверхности воды. Она демпфирует капиллярные волны так же, как и нефть, создавая тёмное пятно на SAR. Отличие: плёнка тоньше 0,1 мм, нестабильна при ветре &gt; 5 м/с и не имеет характерной формы разлива. Верификация по ERA5 (скорость ветра) и AIS позволяет разграничить плёнку и реальный разлив.</w:t>
       </w:r>
     </w:p>
     <w:p>
@@ -549,7 +549,7 @@
           <w:color w:val="1E40AF"/>
           <w:sz w:val="26"/>
         </w:rPr>
-        <w:t>Слайд 12. Переносимость</w:t>
+        <w:t>Слайд 12. Терминал Варандей — ложные цели: первогодний дрейфующий лёд</w:t>
       </w:r>
     </w:p>
     <w:p>
@@ -563,7 +563,7 @@
           <w:i/>
           <w:sz w:val="24"/>
         </w:rPr>
-        <w:t>Вероятный вопрос: Почему на Сабетте F1 падает до 0,76, а не тестировали там с дообучением?</w:t>
+        <w:t>Вероятный вопрос: F1 = 0,84 на Варандее — за счёт чего снижение от 0,89?</w:t>
       </w:r>
     </w:p>
     <w:p>
@@ -580,7 +580,7 @@
         <w:t xml:space="preserve">Ответ. </w:t>
       </w:r>
       <w:r>
-        <w:t>0,76 — это базовый zero-shot перенос: модель, обученная в основном на Норвежском море, применяется к Ямальскому шельфу без дообучения. Это намеренный тест на устойчивость. Дообучение на ямальских сценах — следующий шаг, вынесенный в раздел «Направления развития».</w:t>
+        <w:t>Основная причина — сезонный дрейфующий первогодний лёд Печорского моря, слабо представленный в обучающих данных (Норвежское море и Кольский залив). Модель иногда принимает льдины за нефтяные пятна. Снижение 5 п.п. при переносе без дообучения — приемлемый результат; целевое дообучение на 6 сценах Варандея восстановит качество до уровня Кольского залива.</w:t>
       </w:r>
     </w:p>
     <w:p>
@@ -593,7 +593,51 @@
           <w:color w:val="1E40AF"/>
           <w:sz w:val="26"/>
         </w:rPr>
-        <w:t>Слайд 13. Заключение</w:t>
+        <w:t>Слайд 13. Порт Сабетта — ложные цели: жировой и ниласовый лёд, припай</w:t>
+      </w:r>
+    </w:p>
+    <w:p>
+      <w:pPr>
+        <w:spacing w:after="40"/>
+        <w:ind w:left="227"/>
+      </w:pPr>
+      <w:r>
+        <w:rPr>
+          <w:b/>
+          <w:i/>
+          <w:sz w:val="24"/>
+        </w:rPr>
+        <w:t>Вероятный вопрос: Почему Сабетта самая сложная — ведь там тоже нефтяной порт?</w:t>
+      </w:r>
+    </w:p>
+    <w:p>
+      <w:pPr>
+        <w:spacing w:after="200"/>
+        <w:ind w:left="454"/>
+        <w:jc w:val="both"/>
+      </w:pPr>
+      <w:r>
+        <w:rPr>
+          <w:b/>
+          <w:i/>
+        </w:rPr>
+        <w:t xml:space="preserve">Ответ. </w:t>
+      </w:r>
+      <w:r>
+        <w:t>Сабетта (71,3° с. ш., Обская губа) — самая северная из трёх акваторий. Жировой и ниласовый лёд (толщина &lt; 10 см) практически неотличим от нефти по σ⁰ в единственной имеющейся поляризации VV. Эти типы льда почти отсутствуют в обучающем датасете. F1 = 0,76 — это нижняя граница без дообучения; добавление VH-поляризации и арктического датасета должно значительно улучшить результат.</w:t>
+      </w:r>
+    </w:p>
+    <w:p>
+      <w:pPr>
+        <w:spacing w:after="40"/>
+      </w:pPr>
+      <w:r>
+        <w:rPr>
+          <w:b/>
+          <w:color w:val="1E40AF"/>
+          <w:sz w:val="26"/>
+        </w:rPr>
+        <w:t>Слайд 14. Заключение</w:t>
       </w:r>
     </w:p>
     <w:p>
@@ -624,7 +668,7 @@
         <w:t xml:space="preserve">Ответ. </w:t>
       </w:r>
       <w:r>
-        <w:t>Три конкретных результата: (1) первая трёхклассовая постановка для арктического SAR с явным классом «лёд + суша», снижающим ложные тревоги; (2) оригинальная методика разметки с верификацией ERA5 + AIS; (3) конвейер обработки 65 сек/сцена с открытым кодом на GitHub. Совокупный прирост F1 над лучшим аналогом — +3 п.п. (0,86 → 0,89).</w:t>
+        <w:t>Три конкретных результата: (1) первая трёхклассовая постановка для арктического SAR с явным классом «лёд + суша», снижающим ложные тревоги; (2) оригинальная методика разметки с верификацией ERA5 + AIS; (3) конвейер 65 сек/сцена с кодом в приложениях к работе. Совокупный прирост F1 над лучшим аналогом — +3 п.п. (0,86 → 0,89).</w:t>
       </w:r>
     </w:p>
     <w:p>
@@ -1166,7 +1210,7 @@
         <w:t xml:space="preserve">Ответ. </w:t>
       </w:r>
       <w:r>
-        <w:t>Конвейер модульный и работает на стандартных сценах Sentinel-1, обработка одной сцены — 65 секунд. Его можно встроить в автоматический пайплайн: загрузка снимка из открытого архива Copernicus → предобработка → сегментация → верификация по ERA5 и AIS → оповещение оператора. Код открыт.</w:t>
+        <w:t>Конвейер модульный и работает на стандартных сценах Sentinel-1, обработка одной сцены — 65 секунд. Его можно встроить в автоматический пайплайн: загрузка снимка из открытого архива Copernicus → предобработка → сегментация → верификация по ERA5 и AIS → оповещение оператора. Исходный код представлен в приложениях к ВКР и доступен на GitHub по запросу.</w:t>
       </w:r>
     </w:p>
     <w:p>

--- a/thesis/vkr_final/Вопросы_и_ответы_ГЭК_Байханов_2026.docx
+++ b/thesis/vkr_final/Вопросы_и_ответы_ГЭК_Байханов_2026.docx
@@ -197,51 +197,7 @@
           <w:color w:val="1E40AF"/>
           <w:sz w:val="26"/>
         </w:rPr>
-        <w:t>Слайд 4. Научная новизна</w:t>
-      </w:r>
-    </w:p>
-    <w:p>
-      <w:pPr>
-        <w:spacing w:after="40"/>
-        <w:ind w:left="227"/>
-      </w:pPr>
-      <w:r>
-        <w:rPr>
-          <w:b/>
-          <w:i/>
-          <w:sz w:val="24"/>
-        </w:rPr>
-        <w:t>Вероятный вопрос: В чём новизна, если DeepLabV3+ и SAR-детектирование нефти оба давно известны?</w:t>
-      </w:r>
-    </w:p>
-    <w:p>
-      <w:pPr>
-        <w:spacing w:after="200"/>
-        <w:ind w:left="454"/>
-        <w:jc w:val="both"/>
-      </w:pPr>
-      <w:r>
-        <w:rPr>
-          <w:b/>
-          <w:i/>
-        </w:rPr>
-        <w:t xml:space="preserve">Ответ. </w:t>
-      </w:r>
-      <w:r>
-        <w:t>Новизна не в отдельных блоках, а в системном сочетании: (1) первая трёхклассовая постановка с явным классом «лёд + суша» вместо бинарного «нефть/фон» — прямая борьба с арктическими ложными целями; (2) методика разметки с верификацией по ERA5 и AIS; (3) адаптация DeepLabV3+ + scSE к одноканальным SAR-данным. Совокупный прирост над лучшим аналогом — +3 п.п. по F1.</w:t>
-      </w:r>
-    </w:p>
-    <w:p>
-      <w:pPr>
-        <w:spacing w:after="40"/>
-      </w:pPr>
-      <w:r>
-        <w:rPr>
-          <w:b/>
-          <w:color w:val="1E40AF"/>
-          <w:sz w:val="26"/>
-        </w:rPr>
-        <w:t>Слайд 5. Существующие методы и их ограничения</w:t>
+        <w:t>Слайд 4. Существующие методы и их ограничения</w:t>
       </w:r>
     </w:p>
     <w:p>
@@ -285,7 +241,7 @@
           <w:color w:val="1E40AF"/>
           <w:sz w:val="26"/>
         </w:rPr>
-        <w:t>Слайд 6. Архитектура решения (конвейер)</w:t>
+        <w:t>Слайд 5. Архитектура решения (конвейер)</w:t>
       </w:r>
     </w:p>
     <w:p>
@@ -329,7 +285,7 @@
           <w:color w:val="1E40AF"/>
           <w:sz w:val="26"/>
         </w:rPr>
-        <w:t>Слайд 7. Датасет и обучение</w:t>
+        <w:t>Слайд 6. Датасет и обучение</w:t>
       </w:r>
     </w:p>
     <w:p>
@@ -373,7 +329,7 @@
           <w:color w:val="1E40AF"/>
           <w:sz w:val="26"/>
         </w:rPr>
-        <w:t>Слайд 8. Результаты на тестовой выборке</w:t>
+        <w:t>Слайд 7. Результаты на тестовой выборке</w:t>
       </w:r>
     </w:p>
     <w:p>
@@ -417,7 +373,7 @@
           <w:color w:val="1E40AF"/>
           <w:sz w:val="26"/>
         </w:rPr>
-        <w:t>Слайд 9. Сравнение с методами-аналогами</w:t>
+        <w:t>Слайд 8. Сравнение с методами-аналогами</w:t>
       </w:r>
     </w:p>
     <w:p>
@@ -461,7 +417,7 @@
           <w:color w:val="1E40AF"/>
           <w:sz w:val="26"/>
         </w:rPr>
-        <w:t>Слайд 10. Переносимость на другие акватории</w:t>
+        <w:t>Слайд 9. Переносимость на другие акватории</w:t>
       </w:r>
     </w:p>
     <w:p>
@@ -505,7 +461,7 @@
           <w:color w:val="1E40AF"/>
           <w:sz w:val="26"/>
         </w:rPr>
-        <w:t>Слайд 11. Порт Печенга — ложные цели: ветровые тени и биогенные плёнки</w:t>
+        <w:t>Слайд 10. Ложные цели в арктических акваториях</w:t>
       </w:r>
     </w:p>
     <w:p>
@@ -519,7 +475,7 @@
           <w:i/>
           <w:sz w:val="24"/>
         </w:rPr>
-        <w:t>Вероятный вопрос: Что такое биогенная плёнка и чем она опасна для детектирования?</w:t>
+        <w:t>Вероятный вопрос: Почему три разных порта показывают такую разную деградацию F1?</w:t>
       </w:r>
     </w:p>
     <w:p>
@@ -536,7 +492,7 @@
         <w:t xml:space="preserve">Ответ. </w:t>
       </w:r>
       <w:r>
-        <w:t>Биогенная плёнка — органическое вещество (жирные кислоты, хлорофилл фитопланктона) на поверхности воды. Она демпфирует капиллярные волны так же, как и нефть, создавая тёмное пятно на SAR. Отличие: плёнка тоньше 0,1 мм, нестабильна при ветре &gt; 5 м/с и не имеет характерной формы разлива. Верификация по ERA5 (скорость ветра) и AIS позволяет разграничить плёнку и реальный разлив.</w:t>
+        <w:t>Каждый порт представляет отдельный тип ложных целей. Печенга — безлёдная зона, основные помехи — ветровые тени и биогенные плёнки; модель справляется хорошо. Варандей — первогодний дрейфующий лёд Печорского моря, F1 снизилась до 0,84 при переносе. Сабетта — наиболее сложная: жировой и ниласовый лёд + припай, F1 = 0,76. Деградация закономерна: эти типы льда слабо представлены в обучении. Биогенную плёнку фильтрует верификация по ERA5 (при ветре &gt; 5 м/с плёнки не образуются), нефтяное пятно — более стабильное и крупное.</w:t>
       </w:r>
     </w:p>
     <w:p>
@@ -549,95 +505,7 @@
           <w:color w:val="1E40AF"/>
           <w:sz w:val="26"/>
         </w:rPr>
-        <w:t>Слайд 12. Терминал Варандей — ложные цели: первогодний дрейфующий лёд</w:t>
-      </w:r>
-    </w:p>
-    <w:p>
-      <w:pPr>
-        <w:spacing w:after="40"/>
-        <w:ind w:left="227"/>
-      </w:pPr>
-      <w:r>
-        <w:rPr>
-          <w:b/>
-          <w:i/>
-          <w:sz w:val="24"/>
-        </w:rPr>
-        <w:t>Вероятный вопрос: F1 = 0,84 на Варандее — за счёт чего снижение от 0,89?</w:t>
-      </w:r>
-    </w:p>
-    <w:p>
-      <w:pPr>
-        <w:spacing w:after="200"/>
-        <w:ind w:left="454"/>
-        <w:jc w:val="both"/>
-      </w:pPr>
-      <w:r>
-        <w:rPr>
-          <w:b/>
-          <w:i/>
-        </w:rPr>
-        <w:t xml:space="preserve">Ответ. </w:t>
-      </w:r>
-      <w:r>
-        <w:t>Основная причина — сезонный дрейфующий первогодний лёд Печорского моря, слабо представленный в обучающих данных (Норвежское море и Кольский залив). Модель иногда принимает льдины за нефтяные пятна. Снижение 5 п.п. при переносе без дообучения — приемлемый результат; целевое дообучение на 6 сценах Варандея восстановит качество до уровня Кольского залива.</w:t>
-      </w:r>
-    </w:p>
-    <w:p>
-      <w:pPr>
-        <w:spacing w:after="40"/>
-      </w:pPr>
-      <w:r>
-        <w:rPr>
-          <w:b/>
-          <w:color w:val="1E40AF"/>
-          <w:sz w:val="26"/>
-        </w:rPr>
-        <w:t>Слайд 13. Порт Сабетта — ложные цели: жировой и ниласовый лёд, припай</w:t>
-      </w:r>
-    </w:p>
-    <w:p>
-      <w:pPr>
-        <w:spacing w:after="40"/>
-        <w:ind w:left="227"/>
-      </w:pPr>
-      <w:r>
-        <w:rPr>
-          <w:b/>
-          <w:i/>
-          <w:sz w:val="24"/>
-        </w:rPr>
-        <w:t>Вероятный вопрос: Почему Сабетта самая сложная — ведь там тоже нефтяной порт?</w:t>
-      </w:r>
-    </w:p>
-    <w:p>
-      <w:pPr>
-        <w:spacing w:after="200"/>
-        <w:ind w:left="454"/>
-        <w:jc w:val="both"/>
-      </w:pPr>
-      <w:r>
-        <w:rPr>
-          <w:b/>
-          <w:i/>
-        </w:rPr>
-        <w:t xml:space="preserve">Ответ. </w:t>
-      </w:r>
-      <w:r>
-        <w:t>Сабетта (71,3° с. ш., Обская губа) — самая северная из трёх акваторий. Жировой и ниласовый лёд (толщина &lt; 10 см) практически неотличим от нефти по σ⁰ в единственной имеющейся поляризации VV. Эти типы льда почти отсутствуют в обучающем датасете. F1 = 0,76 — это нижняя граница без дообучения; добавление VH-поляризации и арктического датасета должно значительно улучшить результат.</w:t>
-      </w:r>
-    </w:p>
-    <w:p>
-      <w:pPr>
-        <w:spacing w:after="40"/>
-      </w:pPr>
-      <w:r>
-        <w:rPr>
-          <w:b/>
-          <w:color w:val="1E40AF"/>
-          <w:sz w:val="26"/>
-        </w:rPr>
-        <w:t>Слайд 14. Заключение</w:t>
+        <w:t>Слайд 11. Заключение</w:t>
       </w:r>
     </w:p>
     <w:p>

--- a/thesis/vkr_final/Вопросы_и_ответы_ГЭК_Байханов_2026.docx
+++ b/thesis/vkr_final/Вопросы_и_ответы_ГЭК_Байханов_2026.docx
@@ -241,7 +241,7 @@
           <w:color w:val="1E40AF"/>
           <w:sz w:val="26"/>
         </w:rPr>
-        <w:t>Слайд 5. Архитектура решения (конвейер)</w:t>
+        <w:t>Слайд 5. Конвейер обработки SAR-данных</w:t>
       </w:r>
     </w:p>
     <w:p>
@@ -272,7 +272,7 @@
         <w:t xml:space="preserve">Ответ. </w:t>
       </w:r>
       <w:r>
-        <w:t>Нельзя: сырой GRD-снимок содержит тепловой шум, нескомпенсированное орбитальное смещение и геометрические искажения рельефа. Предобработка в ESA SNAP (6 шагов) — обязательный этап. Верификация (ERA5 + AIS) нужна, чтобы фильтровать ложные тревоги уже на выходе модели. Весь конвейер занимает 65 секунд на сцену.</w:t>
+        <w:t>Нельзя: сырой GRD-снимок содержит тепловой шум, нескомпенсированное орбитальное смещение и геометрические искажения рельефа. Предобработка в ESA SNAP (6 шагов) — обязательный этап. Верификация (ERA5 + AIS) нужна, чтобы фильтровать ложные тревоги уже на выходе модели. Весь конвейер занимает 65 секунд на одну сцену Sentinel-1.</w:t>
       </w:r>
     </w:p>
     <w:p>
@@ -461,7 +461,7 @@
           <w:color w:val="1E40AF"/>
           <w:sz w:val="26"/>
         </w:rPr>
-        <w:t>Слайд 10. Ложные цели в арктических акваториях</w:t>
+        <w:t>Слайд 10. Порт Печенга — ветровые тени и биогенные плёнки</w:t>
       </w:r>
     </w:p>
     <w:p>
@@ -475,7 +475,7 @@
           <w:i/>
           <w:sz w:val="24"/>
         </w:rPr>
-        <w:t>Вероятный вопрос: Почему три разных порта показывают такую разную деградацию F1?</w:t>
+        <w:t>Вероятный вопрос: Что такое биогенная плёнка и как её отличают от нефти?</w:t>
       </w:r>
     </w:p>
     <w:p>
@@ -492,7 +492,7 @@
         <w:t xml:space="preserve">Ответ. </w:t>
       </w:r>
       <w:r>
-        <w:t>Каждый порт представляет отдельный тип ложных целей. Печенга — безлёдная зона, основные помехи — ветровые тени и биогенные плёнки; модель справляется хорошо. Варандей — первогодний дрейфующий лёд Печорского моря, F1 снизилась до 0,84 при переносе. Сабетта — наиболее сложная: жировой и ниласовый лёд + припай, F1 = 0,76. Деградация закономерна: эти типы льда слабо представлены в обучении. Биогенную плёнку фильтрует верификация по ERA5 (при ветре &gt; 5 м/с плёнки не образуются), нефтяное пятно — более стабильное и крупное.</w:t>
+        <w:t>Биогенная плёнка — органическое вещество фитопланктона. Она демпфирует капиллярные волны так же, как нефть, создавая тёмное пятно на SAR. Отличия: плёнка тоньше 0,1 мм, разрушается при ветре &gt; 5 м/с и не имеет характерной вытянутой формы разлива. Верификация по ERA5 (скорость ветра) и AIS (нет судна рядом) позволяет отфильтровать биогенные плёнки ещё на третьем этапе конвейера.</w:t>
       </w:r>
     </w:p>
     <w:p>
@@ -505,7 +505,95 @@
           <w:color w:val="1E40AF"/>
           <w:sz w:val="26"/>
         </w:rPr>
-        <w:t>Слайд 11. Заключение</w:t>
+        <w:t>Слайд 11. Терминал Варандей — первогодний дрейфующий лёд</w:t>
+      </w:r>
+    </w:p>
+    <w:p>
+      <w:pPr>
+        <w:spacing w:after="40"/>
+        <w:ind w:left="227"/>
+      </w:pPr>
+      <w:r>
+        <w:rPr>
+          <w:b/>
+          <w:i/>
+          <w:sz w:val="24"/>
+        </w:rPr>
+        <w:t>Вероятный вопрос: За счёт чего F1 на Варандее снизилась с 0,89 до 0,84?</w:t>
+      </w:r>
+    </w:p>
+    <w:p>
+      <w:pPr>
+        <w:spacing w:after="200"/>
+        <w:ind w:left="454"/>
+        <w:jc w:val="both"/>
+      </w:pPr>
+      <w:r>
+        <w:rPr>
+          <w:b/>
+          <w:i/>
+        </w:rPr>
+        <w:t xml:space="preserve">Ответ. </w:t>
+      </w:r>
+      <w:r>
+        <w:t>Основная причина — сезонный первогодний лёд Печорского моря, слабо представленный в обучающих данных (датасет MKLab охватывает Средиземное и Северное моря). Снижение 5 п.п. при нулевой адаптации — приемлемый результат. Целевое дообучение на 6 сценах Варандея восстановит качество до уровня Кольского залива.</w:t>
+      </w:r>
+    </w:p>
+    <w:p>
+      <w:pPr>
+        <w:spacing w:after="40"/>
+      </w:pPr>
+      <w:r>
+        <w:rPr>
+          <w:b/>
+          <w:color w:val="1E40AF"/>
+          <w:sz w:val="26"/>
+        </w:rPr>
+        <w:t>Слайд 12. Порт Сабетта — жировой и ниласовый лёд, припай</w:t>
+      </w:r>
+    </w:p>
+    <w:p>
+      <w:pPr>
+        <w:spacing w:after="40"/>
+        <w:ind w:left="227"/>
+      </w:pPr>
+      <w:r>
+        <w:rPr>
+          <w:b/>
+          <w:i/>
+          <w:sz w:val="24"/>
+        </w:rPr>
+        <w:t>Вероятный вопрос: Почему Сабетта — самая сложная акватория?</w:t>
+      </w:r>
+    </w:p>
+    <w:p>
+      <w:pPr>
+        <w:spacing w:after="200"/>
+        <w:ind w:left="454"/>
+        <w:jc w:val="both"/>
+      </w:pPr>
+      <w:r>
+        <w:rPr>
+          <w:b/>
+          <w:i/>
+        </w:rPr>
+        <w:t xml:space="preserve">Ответ. </w:t>
+      </w:r>
+      <w:r>
+        <w:t>Сабетта (71° с. ш., Обская губа) — самая северная из трёх портов. Жировой и ниласовый лёд (толщина &lt; 10 см) практически неотличим от нефти в единственной поляризации VV. Эти ледовые типы почти отсутствуют в обучающем датасете. F1 = 0,76 — нижняя граница при переносе без дообучения; добавление VH-канала и местных сцен улучшит результат.</w:t>
+      </w:r>
+    </w:p>
+    <w:p>
+      <w:pPr>
+        <w:spacing w:after="40"/>
+      </w:pPr>
+      <w:r>
+        <w:rPr>
+          <w:b/>
+          <w:color w:val="1E40AF"/>
+          <w:sz w:val="26"/>
+        </w:rPr>
+        <w:t>Слайд 13. Заключение</w:t>
       </w:r>
     </w:p>
     <w:p>

--- a/thesis/vkr_final/Вопросы_и_ответы_ГЭК_Байханов_2026.docx
+++ b/thesis/vkr_final/Вопросы_и_ответы_ГЭК_Байханов_2026.docx
@@ -866,7 +866,7 @@
         <w:t xml:space="preserve">Ответ. </w:t>
       </w:r>
       <w:r>
-        <w:t>Разметка верифицирована по двум независимым источникам: данным реанализа ERA5 (скорость ветра — при штиле растёт риск ложных плёнок) и судовым данным AIS (наличие судна рядом по времени и месту). Для Кольского залива опорным служил подтверждённый разлив мазута 11 сентября 2024 года.</w:t>
+        <w:t>Разметка верифицирована по двум независимым источникам: данным реанализа ERA5 (скорость ветра — при штиле растёт риск ложных плёнок) и судовым данным AIS (наличие судна рядом по времени и месту). Для Кольского залива опорным служил подтверждённый разлив мазута 11 августа 2024 года.</w:t>
       </w:r>
     </w:p>
     <w:p>

--- a/thesis/vkr_final/Вопросы_и_ответы_ГЭК_Байханов_2026.docx
+++ b/thesis/vkr_final/Вопросы_и_ответы_ГЭК_Байханов_2026.docx
@@ -866,7 +866,7 @@
         <w:t xml:space="preserve">Ответ. </w:t>
       </w:r>
       <w:r>
-        <w:t>Разметка верифицирована по двум независимым источникам: данным реанализа ERA5 (скорость ветра — при штиле растёт риск ложных плёнок) и судовым данным AIS (наличие судна рядом по времени и месту). Для Кольского залива опорным служил подтверждённый разлив мазута 11 августа 2024 года.</w:t>
+        <w:t>Разметка верифицирована по двум независимым источникам: данным реанализа ERA5 (скорость ветра — при штиле растёт риск ложных плёнок) и судовым данным AIS (наличие судна рядом по времени и месту). Для Кольского залива опорным служил подтверждённый разлив мазута 11 августа 2024 года. Сами снимки (Кольский залив и порты Печенга, Варандей, Сабетта) — реальные сцены Sentinel-1, скачанные из открытого архива ASF DAAC (earthdata.nasa.gov) и прошедшие предобработку в ESA SNAP.</w:t>
       </w:r>
     </w:p>
     <w:p>

--- a/thesis/vkr_final/Вопросы_и_ответы_ГЭК_Байханов_2026.docx
+++ b/thesis/vkr_final/Вопросы_и_ответы_ГЭК_Байханов_2026.docx
@@ -52,7 +52,7 @@
           <w:color w:val="6B7280"/>
           <w:sz w:val="22"/>
         </w:rPr>
-        <w:t>Здесь — по одному ключевому вопросу на каждый слайд: что именно слайд закрывает или предвосхищает со стороны комиссии. Держите эти ответы в голове — они логически вытекают из содержания слайда.</w:t>
+        <w:t>Здесь — по одному вероятному вопросу на каждый слайд. Ответы намеренно простые и короткие, разговорным языком — чтобы их было легко произнести вслух своими словами, а не зачитывать.</w:t>
       </w:r>
     </w:p>
     <w:p>
@@ -96,7 +96,7 @@
         <w:t xml:space="preserve">Ответ. </w:t>
       </w:r>
       <w:r>
-        <w:t>Систему: полный конвейер от загрузки снимка Sentinel-1 до автоматически размеченной карты классов. Метод (трёхклассовая сегментация с DeepLabV3+) — один из ключевых компонентов этой системы.</w:t>
+        <w:t>Систему. Нейросетевой метод — только один её компонент. В целом: берём снимок со спутника, обрабатываем, получаем карту с тремя классами — вода, нефть, лёд с сушей. Это и есть система.</w:t>
       </w:r>
     </w:p>
     <w:p>
@@ -123,7 +123,7 @@
           <w:i/>
           <w:sz w:val="24"/>
         </w:rPr>
-        <w:t>Вероятный вопрос: Почему именно SAR, а не оптика?</w:t>
+        <w:t>Вероятный вопрос: Почему именно радар, а не оптический спутник?</w:t>
       </w:r>
     </w:p>
     <w:p>
@@ -140,7 +140,7 @@
         <w:t xml:space="preserve">Ответ. </w:t>
       </w:r>
       <w:r>
-        <w:t>Оптика блокируется облачностью и работает только днём. В Арктике облачность превышает 80 % времени. Sentinel-1 — радиолокация C-диапазона: работает 24/7, сквозь облака, при любом освещении, с разрешением 10 м/пиксель.</w:t>
+        <w:t>Оптика не работает при облаках и ночью. В Арктике больше 80% времени — облачность или полярная ночь. Радар Sentinel-1 видит сквозь облака и в темноте, круглый год, с разрешением 10 метров.</w:t>
       </w:r>
     </w:p>
     <w:p>
@@ -184,7 +184,7 @@
         <w:t xml:space="preserve">Ответ. </w:t>
       </w:r>
       <w:r>
-        <w:t>Это практически значимый порог: при F1 ниже 0,85 системы мониторинга дают слишком много пропусков или ложных тревог для оперативного применения. Для справки: лучший аналог из литературы (U-Net Krestenitis) даёт 0,86 — значит критерий реалистичен и одновременно требователен.</w:t>
+        <w:t>Это практический порог. Ниже 0,85 — слишком много пропусков и ложных тревог для реального применения. Лучший аналог из литературы даёт 0,86 — значит цель амбициозная, но достижимая.</w:t>
       </w:r>
     </w:p>
     <w:p>
@@ -211,7 +211,7 @@
           <w:i/>
           <w:sz w:val="24"/>
         </w:rPr>
-        <w:t>Вероятный вопрос: Все аналоги сравниваются честно — одни данные и одна метрика?</w:t>
+        <w:t>Вероятный вопрос: Все аналоги сравниваются на одних данных?</w:t>
       </w:r>
     </w:p>
     <w:p>
@@ -228,7 +228,7 @@
         <w:t xml:space="preserve">Ответ. </w:t>
       </w:r>
       <w:r>
-        <w:t>Да: все пять методов (Оцу, адаптивный порог, GLCM+CNN, U-Net Krestenitis, DeepLabV3+) применялись к одной и той же тестовой выборке из 412 тайлов Кольского залива. Единая метрика — F1 по классу «нефть». Таблица на слайде — это Таблица 4 ВКР, разбираемая в разделе 3.3.</w:t>
+        <w:t>Да, это принципиально. Все пять методов тестировал на одинаковых 412 фрагментах снимка, одна и та же метрика — F1 по нефти. Иначе сравнение было бы нечестным.</w:t>
       </w:r>
     </w:p>
     <w:p>
@@ -255,7 +255,7 @@
           <w:i/>
           <w:sz w:val="24"/>
         </w:rPr>
-        <w:t>Вероятный вопрос: Зачем три этапа — нельзя просто подать сырой снимок в нейросеть?</w:t>
+        <w:t>Вероятный вопрос: Зачем три этапа — нельзя сразу подать снимок в нейросеть?</w:t>
       </w:r>
     </w:p>
     <w:p>
@@ -272,7 +272,7 @@
         <w:t xml:space="preserve">Ответ. </w:t>
       </w:r>
       <w:r>
-        <w:t>Нельзя: сырой GRD-снимок содержит тепловой шум, нескомпенсированное орбитальное смещение и геометрические искажения рельефа. Предобработка в ESA SNAP (6 шагов) — обязательный этап. Верификация (ERA5 + AIS) нужна, чтобы фильтровать ложные тревоги уже на выходе модели. Весь конвейер занимает 65 секунд на одну сцену Sentinel-1.</w:t>
+        <w:t>Нельзя. Сырой снимок со спутника содержит шум и геометрические ошибки — нейросеть на нём работала бы плохо. Предобработка обязательна. А верификация по погоде и судам нужна, чтобы штиль не приняли за нефть. Весь процесс — 65 секунд.</w:t>
       </w:r>
     </w:p>
     <w:p>
@@ -299,7 +299,7 @@
           <w:i/>
           <w:sz w:val="24"/>
         </w:rPr>
-        <w:t>Вероятный вопрос: 13 собственных арктических сцен — не слишком мало?</w:t>
+        <w:t>Вероятный вопрос: 13 собственных снимков — не слишком мало?</w:t>
       </w:r>
     </w:p>
     <w:p>
@@ -316,7 +316,7 @@
         <w:t xml:space="preserve">Ответ. </w:t>
       </w:r>
       <w:r>
-        <w:t>13 сцен — арктическое подмножество для дообучения и тестирования; основа — 1112 сцен из открытого набора MKLab Krestenitis. После нарезки с перекрытием 50 % — 4128 тайлов. Деление 70/20/10 на уровне сцен исключает утечку данных. F1 = 0,89 на 412 тестовых тайлах свидетельствует о достаточной репрезентативности.</w:t>
+        <w:t>Основа — 1112 снимков из открытого набора MKLab. Мои 13 снимков Кольского залива — арктическая часть. После нарезки на кусочки 256×256 пикселей получилось 4128 фрагментов. Итог F1=0,89 подтверждает, что данных достаточно.</w:t>
       </w:r>
     </w:p>
     <w:p>
@@ -343,7 +343,7 @@
           <w:i/>
           <w:sz w:val="24"/>
         </w:rPr>
-        <w:t>Вероятный вопрос: F1 = 0,89 — это хороший результат для арктической SAR-сегментации?</w:t>
+        <w:t>Вероятный вопрос: F1 = 0,89 — это хороший результат?</w:t>
       </w:r>
     </w:p>
     <w:p>
@@ -360,7 +360,7 @@
         <w:t xml:space="preserve">Ответ. </w:t>
       </w:r>
       <w:r>
-        <w:t>Да: лучший аналог из открытых работ (U-Net Krestenitis) даёт 0,86. Precision = 0,91, Recall = 0,87 — баланс хороший. mIoU = 0,82 и Accuracy = 95,8 % согласованы с F1. Матрица ошибок справа показывает устойчивое распознавание по трём классам.</w:t>
+        <w:t>Хороший. Лучший аналог, U-Net, даёт 0,86 — мы получили 0,89. Общая точность — 95,8%. Матрица ошибок на слайде показывает, что путаница между классами минимальна.</w:t>
       </w:r>
     </w:p>
     <w:p>
@@ -387,7 +387,7 @@
           <w:i/>
           <w:sz w:val="24"/>
         </w:rPr>
-        <w:t>Вероятный вопрос: Прирост +3 п.п. (0,86 → 0,89) — это значимо или погрешность измерений?</w:t>
+        <w:t>Вероятный вопрос: Прирост +3 п.п. — это значимо или случайность?</w:t>
       </w:r>
     </w:p>
     <w:p>
@@ -404,7 +404,7 @@
         <w:t xml:space="preserve">Ответ. </w:t>
       </w:r>
       <w:r>
-        <w:t>Тест проводился на фиксированной выборке 412 тайлов с детерминированными моделями (нет случайности в инференсе). Прирост воспроизводится при повторных запусках. +3 п.п. в прикладной SAR-задаче соответствует снижению пропусков нефти примерно на 25 % относительно U-Net Krestenitis.</w:t>
+        <w:t>Значимо. Тест детерминированный, случайности нет. +3 п.п. на практике означает примерно на четверть меньше пропущенных разливов по сравнению с лучшим аналогом.</w:t>
       </w:r>
     </w:p>
     <w:p>
@@ -431,7 +431,7 @@
           <w:i/>
           <w:sz w:val="24"/>
         </w:rPr>
-        <w:t>Вероятный вопрос: Почему F1 на Сабетте = 0,76, а не тестировали там с дообучением?</w:t>
+        <w:t>Вероятный вопрос: Почему F1 на Сабетте всего 0,76?</w:t>
       </w:r>
     </w:p>
     <w:p>
@@ -448,7 +448,7 @@
         <w:t xml:space="preserve">Ответ. </w:t>
       </w:r>
       <w:r>
-        <w:t>0,76 — это намеренный zero-shot тест: модель, обученная на Кольском заливе и MKLab, применяется к Ямальскому шельфу без каких-либо адаптаций. Это показывает нижнюю оценку переносимости. Дообучение на ямальских сценах — следующий шаг, он вынесен в «Направления развития».</w:t>
+        <w:t>Это намеренный тест «как есть, без адаптации»: модель обучена на Кольском заливе и применена к Сабетте без изменений. Хотели понять нижнюю границу переносимости. Дообучение на сценах Сабетты — следующий шаг.</w:t>
       </w:r>
     </w:p>
     <w:p>
@@ -475,7 +475,7 @@
           <w:i/>
           <w:sz w:val="24"/>
         </w:rPr>
-        <w:t>Вероятный вопрос: Что такое биогенная плёнка и как её отличают от нефти?</w:t>
+        <w:t>Вероятный вопрос: Что такое биогенная плёнка и чем она отличается от нефти?</w:t>
       </w:r>
     </w:p>
     <w:p>
@@ -492,7 +492,7 @@
         <w:t xml:space="preserve">Ответ. </w:t>
       </w:r>
       <w:r>
-        <w:t>Биогенная плёнка — органическое вещество фитопланктона. Она демпфирует капиллярные волны так же, как нефть, создавая тёмное пятно на SAR. Отличия: плёнка тоньше 0,1 мм, разрушается при ветре &gt; 5 м/с и не имеет характерной вытянутой формы разлива. Верификация по ERA5 (скорость ветра) и AIS (нет судна рядом) позволяет отфильтровать биогенные плёнки ещё на третьем этапе конвейера.</w:t>
+        <w:t>Это плёнка от водорослей и планктона. На радарном снимке выглядит так же, как нефть — тёмное пятно. Отличить можно по ветру: при ветре больше 5 м/с она разрушается. Плюс по данным AIS — нет судна рядом, значит нефти быть не может.</w:t>
       </w:r>
     </w:p>
     <w:p>
@@ -536,7 +536,7 @@
         <w:t xml:space="preserve">Ответ. </w:t>
       </w:r>
       <w:r>
-        <w:t>Основная причина — сезонный первогодний лёд Печорского моря, слабо представленный в обучающих данных (датасет MKLab охватывает Средиземное и Северное моря). Снижение 5 п.п. при нулевой адаптации — приемлемый результат. Целевое дообучение на 6 сценах Варандея восстановит качество до уровня Кольского залива.</w:t>
+        <w:t>Там сезонный молодой лёд Печорского моря — он почти не встречался в обучающих данных. Снижение на 5 п.п. без какой-либо адаптации — это нормальный результат. Пара десятков дополнительных сцен восстановит качество.</w:t>
       </w:r>
     </w:p>
     <w:p>
@@ -580,7 +580,7 @@
         <w:t xml:space="preserve">Ответ. </w:t>
       </w:r>
       <w:r>
-        <w:t>Сабетта (71° с. ш., Обская губа) — самая северная из трёх портов. Жировой и ниласовый лёд (толщина &lt; 10 см) практически неотличим от нефти в единственной поляризации VV. Эти ледовые типы почти отсутствуют в обучающем датасете. F1 = 0,76 — нижняя граница при переносе без дообучения; добавление VH-канала и местных сцен улучшит результат.</w:t>
+        <w:t>Она самая северная — 71° широты, Карское море. Там тонкий жировой и ниласовый лёд — он на радаре выглядит как нефть, а таких типов льда в обучении почти не было. F1=0,76 — нижняя граница без дообучения, не потолок.</w:t>
       </w:r>
     </w:p>
     <w:p>
@@ -624,7 +624,7 @@
         <w:t xml:space="preserve">Ответ. </w:t>
       </w:r>
       <w:r>
-        <w:t>Три конкретных результата: (1) первая трёхклассовая постановка для арктического SAR с явным классом «лёд + суша», снижающим ложные тревоги; (2) оригинальная методика разметки с верификацией ERA5 + AIS; (3) конвейер 65 сек/сцена с кодом в приложениях к работе. Совокупный прирост F1 над лучшим аналогом — +3 п.п. (0,86 → 0,89).</w:t>
+        <w:t>Три конкретных результата. Первое — впервые трёхклассовая модель для арктического SAR с отдельным классом льда. Второе — своя методика разметки с проверкой по погоде ERA5 и судам AIS. Третье — готовый конвейер 65 сек/снимок. Прирост над лучшим аналогом — плюс три процентных пункта.</w:t>
       </w:r>
     </w:p>
     <w:p>
@@ -679,7 +679,7 @@
         <w:t xml:space="preserve">Ответ. </w:t>
       </w:r>
       <w:r>
-        <w:t>DeepLabV3+ сочетает ASPP-модуль, который захватывает контекст пятна сразу в нескольких масштабах, и декодер, восстанавливающий чёткие границы. Это критично для нефтяных пятен разного размера и формы. U-Net я использовал как базовую модель сравнения — DeepLabV3+ дал выше F1. Трансформеры (SegFormer) требуют существенно больше данных, что при ограниченном арктическом наборе привело бы к переобучению.</w:t>
+        <w:t>DeepLabV3+ умеет видеть пятно сразу в нескольких масштабах и при этом даёт чёткие границы — это важно, потому что разливы бывают разного размера. U-Net я брал для сравнения — DeepLabV3+ оказался точнее. А трансформерам нужно очень много данных, которых у меня по Арктике не так много.</w:t>
       </w:r>
     </w:p>
     <w:p>
@@ -691,7 +691,7 @@
           <w:b/>
           <w:sz w:val="26"/>
         </w:rPr>
-        <w:t>В2. Что такое блоки внимания scSE и какой от них эффект?</w:t>
+        <w:t>В2. Что такое блоки внимания scSE и зачем они?</w:t>
       </w:r>
     </w:p>
     <w:p>
@@ -708,7 +708,7 @@
         <w:t xml:space="preserve">Ответ. </w:t>
       </w:r>
       <w:r>
-        <w:t>scSE — это spatial и channel Squeeze-and-Excitation: модуль внимания, который усиливает информативные каналы признаков и важные пространственные зоны снимка. На SAR-данных он помогает модели концентрироваться на тёмных аномалиях и подавлять спекл-шум. В абляции добавление scSE дало прирост F1 порядка двух–трёх сотых.</w:t>
+        <w:t>Это небольшой модуль, который помогает сети сосредоточиться на главном — на тёмных пятнах — и не отвлекаться на шум снимка. Когда я его добавил, точность подросла примерно на две–три сотых.</w:t>
       </w:r>
     </w:p>
     <w:p>
@@ -720,7 +720,7 @@
           <w:b/>
           <w:sz w:val="26"/>
         </w:rPr>
-        <w:t>В3. Почему лёд и сушу объединили в один класс, а не разделили?</w:t>
+        <w:t>В3. Почему лёд и сушу объединили в один класс?</w:t>
       </w:r>
     </w:p>
     <w:p>
@@ -737,7 +737,7 @@
         <w:t xml:space="preserve">Ответ. </w:t>
       </w:r>
       <w:r>
-        <w:t>Цель работы — детектировать нефть, а не картировать лёд. И лёд, и суша на SAR выступают как «не-вода и не-нефть», и их смешение между собой не вредит основной задаче. Объединение упрощает разметку и снижает дисбаланс. При необходимости класс легко разделить — архитектура это позволяет.</w:t>
+        <w:t>Моя задача — найти нефть, а не различать лёд и сушу. Для сети и лёд, и суша — это просто «не вода и не нефть». Объединение упрощает разметку и помогает с дисбалансом. Если понадобится, их легко разделить.</w:t>
       </w:r>
     </w:p>
     <w:p>
@@ -749,7 +749,7 @@
           <w:b/>
           <w:sz w:val="26"/>
         </w:rPr>
-        <w:t>В4. Почему именно ResNet-50, а не более глубокая или лёгкая сеть?</w:t>
+        <w:t>В4. Почему ResNet-50, а не сеть глубже или легче?</w:t>
       </w:r>
     </w:p>
     <w:p>
@@ -766,7 +766,7 @@
         <w:t xml:space="preserve">Ответ. </w:t>
       </w:r>
       <w:r>
-        <w:t>ResNet-50 — компромисс между качеством и скоростью: достаточно глубокий для сложных признаков, но не переобучается на нашем объёме данных и укладывается в память RTX 3090. Предобучение на ImageNet ускорило сходимость даже при переходе к одноканальному радарному входу.</w:t>
+        <w:t>Это золотая середина: достаточно мощная, чтобы выделять сложные признаки, но не переобучается на моём объёме данных и помещается в память видеокарты. Плюс она предобучена, что ускорило обучение.</w:t>
       </w:r>
     </w:p>
     <w:p>
@@ -791,7 +791,7 @@
           <w:b/>
           <w:sz w:val="26"/>
         </w:rPr>
-        <w:t>В5. Всего 13 собственных сцен Кольского залива — этого достаточно?</w:t>
+        <w:t>В5. Всего 13 своих снимков Кольского залива — этого достаточно?</w:t>
       </w:r>
     </w:p>
     <w:p>
@@ -808,7 +808,7 @@
         <w:t xml:space="preserve">Ответ. </w:t>
       </w:r>
       <w:r>
-        <w:t>13 сцен — это арктическое подмножество для дообучения и тестирования; основной объём (1112 сцен) даёт открытый набор MKLab Krestenitis. После нарезки на тайлы 256×256 и аугментаций эффективный объём вырос до 4128 фрагментов. Тестовая выборка из 412 тайлов статистически репрезентативна, а результат F1 = 0,89 это подтверждает.</w:t>
+        <w:t>Основной объём даёт открытый набор — 1112 снимков. Мои 13 — это арктическая добавка. После нарезки на кусочки получилось 4128 фрагментов, из них 412 — для теста. Результат F1=0,89 показывает, что этого хватило.</w:t>
       </w:r>
     </w:p>
     <w:p>
@@ -837,7 +837,7 @@
         <w:t xml:space="preserve">Ответ. </w:t>
       </w:r>
       <w:r>
-        <w:t>Использовал аугментации (повороты, отражения, TTA ×4), регуляризацию через weight decay, раннюю остановку по валидационному mIoU и деление на уровне сцен, а не тайлов — чтобы фрагменты одной сцены не попадали одновременно в train и test. Кривые обучения и валидации идут близко, признаков переобучения нет.</w:t>
+        <w:t>Несколькими приёмами: повороты и отражения снимков для разнообразия, ранняя остановка обучения и аккуратное деление данных — фрагменты одного снимка не попадали одновременно в обучение и тест. Кривые обучения ровные, переобучения нет.</w:t>
       </w:r>
     </w:p>
     <w:p>
@@ -849,7 +849,7 @@
           <w:b/>
           <w:sz w:val="26"/>
         </w:rPr>
-        <w:t>В7. Как вы уверены, что размеченное пятно — нефть, а не look-alike?</w:t>
+        <w:t>В7. Как вы уверены, что размеченное пятно — это нефть, а не похожее на неё?</w:t>
       </w:r>
     </w:p>
     <w:p>
@@ -866,7 +866,7 @@
         <w:t xml:space="preserve">Ответ. </w:t>
       </w:r>
       <w:r>
-        <w:t>Разметка верифицирована по двум независимым источникам: данным реанализа ERA5 (скорость ветра — при штиле растёт риск ложных плёнок) и судовым данным AIS (наличие судна рядом по времени и месту). Для Кольского залива опорным служил подтверждённый разлив мазута 11 августа 2024 года. Сами снимки (Кольский залив и порты Печенга, Варандей, Сабетта) — реальные сцены Sentinel-1, скачанные из открытого архива ASF DAAC (earthdata.nasa.gov) и прошедшие предобработку в ESA SNAP.</w:t>
+        <w:t>Я проверял по двум независимым источникам: по данным о ветре ERA5 (при штиле выше риск ложных плёнок) и по данным о судах AIS (рядом ли корабль). По Кольскому заливу опорой был подтверждённый разлив мазута 11 августа 2024 года. Сами снимки — реальные сцены Sentinel-1 из открытого архива ASF DAAC, обработанные в программе ESA SNAP.</w:t>
       </w:r>
     </w:p>
     <w:p>
@@ -878,7 +878,7 @@
           <w:b/>
           <w:sz w:val="26"/>
         </w:rPr>
-        <w:t>В8. Почему деление 70/20/10 именно на уровне сцен, а не тайлов?</w:t>
+        <w:t>В8. Почему делили данные по снимкам, а не по фрагментам?</w:t>
       </w:r>
     </w:p>
     <w:p>
@@ -895,7 +895,7 @@
         <w:t xml:space="preserve">Ответ. </w:t>
       </w:r>
       <w:r>
-        <w:t>Тайлы одной сцены сильно скоррелированы. Если делить по тайлам, фрагменты одной сцены попадут и в обучение, и в тест — это завысит метрики (утечка данных). Деление по сценам даёт честную оценку обобщающей способности.</w:t>
+        <w:t>Фрагменты одного снимка очень похожи между собой. Если разделить по фрагментам, кусочки одного снимка попадут и в обучение, и в тест — и оценка получится завышенной. Деление по снимкам даёт честный результат.</w:t>
       </w:r>
     </w:p>
     <w:p>
@@ -920,7 +920,7 @@
           <w:b/>
           <w:sz w:val="26"/>
         </w:rPr>
-        <w:t>В9. Почему вес класса «нефть» именно 9,8? Как подобрали?</w:t>
+        <w:t>В9. Почему вес класса «нефть» именно 9,8?</w:t>
       </w:r>
     </w:p>
     <w:p>
@@ -937,7 +937,7 @@
         <w:t xml:space="preserve">Ответ. </w:t>
       </w:r>
       <w:r>
-        <w:t>Вес подбирался обратно пропорционально частоте класса и уточнялся по сетке на валидации по F1 класса «нефть». Значение 9,8 дало наилучший баланс между полнотой и точностью; при бо́льших весах росли ложные срабатывания, при меньших — пропуски нефти.</w:t>
+        <w:t>Нефти на снимках очень мало, поэтому ей нужно дать больший вес, чтобы сеть её замечала. Я перебирал значения и 9,8 дало лучший баланс: больше — появлялись ложные тревоги, меньше — сеть пропускала нефть.</w:t>
       </w:r>
     </w:p>
     <w:p>
@@ -949,7 +949,7 @@
           <w:b/>
           <w:sz w:val="26"/>
         </w:rPr>
-        <w:t>В10. Почему Dice-BCE, а не Focal Loss или Tversky?</w:t>
+        <w:t>В10. Почему функция потерь Dice-BCE, а не другая?</w:t>
       </w:r>
     </w:p>
     <w:p>
@@ -966,7 +966,7 @@
         <w:t xml:space="preserve">Ответ. </w:t>
       </w:r>
       <w:r>
-        <w:t>BCE обеспечивает стабильный попиксельный градиент, а Dice напрямую оптимизирует перекрытие масок и устойчив к дисбалансу. Их комбинация дала лучший результат, чем каждая по отдельности. Focal Loss пробовал — выигрыша над взвешенной Dice-BCE он не дал.</w:t>
+        <w:t>Я объединил две функции: одна даёт стабильное обучение, вторая хорошо работает при дисбалансе. Вместе они дали результат лучше, чем по отдельности. Альтернативу (Focal Loss) пробовал — выигрыша не было.</w:t>
       </w:r>
     </w:p>
     <w:p>
@@ -995,7 +995,7 @@
         <w:t xml:space="preserve">Ответ. </w:t>
       </w:r>
       <w:r>
-        <w:t>Пиксели нефти составляют менее 2,4 % набора. Без коррекции модель достигает высокой accuracy, просто предсказывая «не нефть» везде, но при этом пропускает сами разливы. Поэтому я и ввёл весовые коэффициенты и метрику F1, нечувствительную к преобладанию фона.</w:t>
+        <w:t>Нефти на снимках меньше 2,4% пикселей. Если ничего не делать, сеть схитрит: будет везде говорить «нефти нет» и получит высокую точность, но сами разливы пропустит. Поэтому я и поднял вес нефти и взял метрику F1.</w:t>
       </w:r>
     </w:p>
     <w:p>
@@ -1020,7 +1020,7 @@
           <w:b/>
           <w:sz w:val="26"/>
         </w:rPr>
-        <w:t>В12. Почему основная метрика — F1, а не общая точность (accuracy)?</w:t>
+        <w:t>В12. Почему главная метрика — F1, а не общая точность?</w:t>
       </w:r>
     </w:p>
     <w:p>
@@ -1037,7 +1037,7 @@
         <w:t xml:space="preserve">Ответ. </w:t>
       </w:r>
       <w:r>
-        <w:t>При сильном дисбалансе accuracy неинформативна: 95 % можно получить, вообще не находя нефть. F1 — гармоническое среднее точности и полноты именно по классу «нефть» — честно отражает качество детектирования редкого класса.</w:t>
+        <w:t>Потому что при дисбалансе общая точность обманчива: можно вообще не находить нефть и всё равно получить 95%. F1 же оценивает именно качество поиска нефти — и пропуски, и ложные тревоги.</w:t>
       </w:r>
     </w:p>
     <w:p>
@@ -1049,7 +1049,7 @@
           <w:b/>
           <w:sz w:val="26"/>
         </w:rPr>
-        <w:t>В13. 8,4 % нефти уходит в класс «лёд + суша» — это много? Как улучшить?</w:t>
+        <w:t>В13. 8,4% нефти уходит в класс «лёд+суша» — это много? Как улучшить?</w:t>
       </w:r>
     </w:p>
     <w:p>
@@ -1066,7 +1066,7 @@
         <w:t xml:space="preserve">Ответ. </w:t>
       </w:r>
       <w:r>
-        <w:t>Это основной тип ошибки, и он физически объясним: молодой лёд и нефть дают схожие тёмные сигнатуры обратного рассеяния. Снизить ошибку можно привлечением второй поляризации (VH), временны́х рядов и целевым дообучением на ледовых сценах — это направление дальнейшей работы.</w:t>
+        <w:t>Это основная ошибка, и она объяснима: молодой лёд и нефть на радаре похожи. Улучшить можно второй поляризацией снимка, временны́ми рядами и дообучением на ледовых сценах — это план на будущее.</w:t>
       </w:r>
     </w:p>
     <w:p>
@@ -1078,7 +1078,7 @@
           <w:b/>
           <w:sz w:val="26"/>
         </w:rPr>
-        <w:t>В14. Насколько результат устойчив, не случаен ли F1 = 0,89?</w:t>
+        <w:t>В14. Не случаен ли результат F1 = 0,89?</w:t>
       </w:r>
     </w:p>
     <w:p>
@@ -1095,7 +1095,7 @@
         <w:t xml:space="preserve">Ответ. </w:t>
       </w:r>
       <w:r>
-        <w:t>Оценка получена на независимой тестовой выборке из 412 тайлов, не участвовавших в обучении. Метрики по всем трём классам согласованы (вода и лёд+суша около 96 %), а кривые обучения стабильны — результат воспроизводим, а не случайный выброс.</w:t>
+        <w:t>Нет. Он получен на отдельной тестовой выборке, которую сеть не видела при обучении. По всем трём классам результаты согласованы, кривые обучения стабильны — это не случайный выброс.</w:t>
       </w:r>
     </w:p>
     <w:p>
@@ -1137,7 +1137,7 @@
         <w:t xml:space="preserve">Ответ. </w:t>
       </w:r>
       <w:r>
-        <w:t>Сабетта — самая сложная акватория: жировой и ниласовый лёд, припай — ледовые типы, слабо представленные в обучающих данных. Это закономерное снижение при переносе без дообучения. После целевого дообучения на местных сценах качество восстанавливается.</w:t>
+        <w:t>Сабетта — самая сложная: там редкие типы тонкого льда, которых почти не было в обучении. Это закономерное снижение при работе без дообучения. Дообучишь на местных снимках — качество вернётся.</w:t>
       </w:r>
     </w:p>
     <w:p>
@@ -1166,7 +1166,7 @@
         <w:t xml:space="preserve">Ответ. </w:t>
       </w:r>
       <w:r>
-        <w:t>Конвейер модульный и работает на стандартных сценах Sentinel-1, обработка одной сцены — 65 секунд. Его можно встроить в автоматический пайплайн: загрузка снимка из открытого архива Copernicus → предобработка → сегментация → верификация по ERA5 и AIS → оповещение оператора. Исходный код представлен в приложениях к ВКР и доступен на GitHub по запросу.</w:t>
+        <w:t>Конвейер модульный, один снимок обрабатывается за 65 секунд. Его можно встроить в автоматическую цепочку: скачали снимок → обработали → нашли нефть → проверили по погоде и судам → оповестили оператора. Код есть в приложениях к работе.</w:t>
       </w:r>
     </w:p>
     <w:p>
@@ -1178,7 +1178,7 @@
           <w:b/>
           <w:sz w:val="26"/>
         </w:rPr>
-        <w:t>В17. Чем работа отличается от уже существующих систем детектирования?</w:t>
+        <w:t>В17. Чем работа отличается от существующих систем?</w:t>
       </w:r>
     </w:p>
     <w:p>
@@ -1195,7 +1195,7 @@
         <w:t xml:space="preserve">Ответ. </w:t>
       </w:r>
       <w:r>
-        <w:t>Существующие подходы бинарные («нефть — фон») и не выделяют лёд, давая до 70 % ложных тревог в Арктике. Ключевое отличие — трёхклассовая схема с явным классом «лёд + суша» и верификация по метео- и судовым данным, что прицельно снижает арктические ложные срабатывания.</w:t>
+        <w:t>Существующие системы делят на два класса — «нефть или фон» — и не учитывают лёд, поэтому в Арктике до 70% ложных тревог. У меня три класса с отдельным льдом плюс проверка по погоде и судам — это и снижает ложные срабатывания.</w:t>
       </w:r>
     </w:p>
     <w:p>
@@ -1220,7 +1220,7 @@
           <w:b/>
           <w:sz w:val="26"/>
         </w:rPr>
-        <w:t>В18. В чём научная новизна, если все компоненты по отдельности известны?</w:t>
+        <w:t>В18. В чём новизна, если все части по отдельности известны?</w:t>
       </w:r>
     </w:p>
     <w:p>
@@ -1237,7 +1237,7 @@
         <w:t xml:space="preserve">Ответ. </w:t>
       </w:r>
       <w:r>
-        <w:t>Новизна не в отдельных блоках, а в их системном сочетании под арктическую задачу: впервые трёхклассовая постановка с выделением ледовых ложных целей, оригинальная методика разметки с верификацией по ERA5 и AIS и адаптация DeepLabV3+ со scSE к одноканальному SAR. Это даёт прирост качества над всеми рассмотренными аналогами.</w:t>
+        <w:t>Новизна — в их сочетании под арктическую задачу: впервые три класса с отдельным льдом, своя методика разметки с проверкой по погоде и судам и адаптация модели под радарные снимки. В сумме это дало точность выше всех аналогов.</w:t>
       </w:r>
     </w:p>
     <w:p>
@@ -1266,7 +1266,7 @@
         <w:t xml:space="preserve">Ответ. </w:t>
       </w:r>
       <w:r>
-        <w:t>Главные: ограниченный объём собственных арктических сцен; использование одной поляризации VV; снижение качества на незнакомых ледовых типах без дообучения. Все они намечены как направления развития и не влияют на достижение поставленной цели.</w:t>
+        <w:t>Главные три: немного собственных арктических снимков; использован только один тип поляризации; на незнакомых типах льда без дообучения качество падает. Всё это я наметил как направления развития — на саму цель работы это не влияет.</w:t>
       </w:r>
     </w:p>
     <w:p>
@@ -1278,7 +1278,7 @@
           <w:b/>
           <w:sz w:val="26"/>
         </w:rPr>
-        <w:t>В20. Каковы направления дальнейшего развития?</w:t>
+        <w:t>В20. Какие планы по развитию?</w:t>
       </w:r>
     </w:p>
     <w:p>
@@ -1295,7 +1295,7 @@
         <w:t xml:space="preserve">Ответ. </w:t>
       </w:r>
       <w:r>
-        <w:t>Добавление второй поляризации (VH) и временны́х рядов, расширение арктического датасета, разделение класса «лёд + суша» при необходимости ледовой классификации и интеграция конвейера в оперативную систему мониторинга Северного морского пути.</w:t>
+        <w:t>Добавить вторую поляризацию и временны́е ряды снимков, расширить арктический набор данных, при необходимости разделить лёд и сушу и встроить конвейер в систему мониторинга Северного морского пути.</w:t>
       </w:r>
     </w:p>
     <w:sectPr>
